--- a/docs/studyguides/quotientrule.docx
+++ b/docs/studyguides/quotientrule.docx
@@ -1197,7 +1197,7 @@
       </w:tr>
     </w:tbl>
     <w:bookmarkEnd w:id="21"/>
-    <w:bookmarkStart w:id="32" w:name="statement-of-the-quotient-rule"/>
+    <w:bookmarkStart w:id="33" w:name="statement-of-the-quotient-rule"/>
     <w:p>
       <w:pPr>
         <w:pStyle w:val="Heading1"/>
@@ -2574,11 +2574,22 @@
         <w:pStyle w:val="BodyText"/>
       </w:pPr>
       <w:r>
-        <w:t xml:space="preserve">To see why this really is the derivative of the quotient of two functions, please see [Proof sheet: Rules of differentiation.]</w:t>
+        <w:t xml:space="preserve">To see why this really is the derivative of the quotient of two functions, please see</w:t>
       </w:r>
+      <w:r>
+        <w:t xml:space="preserve"> </w:t>
+      </w:r>
+      <w:hyperlink r:id="rId32">
+        <w:r>
+          <w:rPr>
+            <w:rStyle w:val="Hyperlink"/>
+          </w:rPr>
+          <w:t xml:space="preserve">Proof: Rules of differentiation.</w:t>
+        </w:r>
+      </w:hyperlink>
     </w:p>
-    <w:bookmarkEnd w:id="32"/>
-    <w:bookmarkStart w:id="47" w:name="examples"/>
+    <w:bookmarkEnd w:id="33"/>
+    <w:bookmarkStart w:id="48" w:name="examples"/>
     <w:p>
       <w:pPr>
         <w:pStyle w:val="Heading1"/>
@@ -2627,12 +2638,12 @@
                 <wp:inline>
                   <wp:extent cx="152400" cy="152400"/>
                   <wp:effectExtent b="0" l="0" r="0" t="0"/>
-                  <wp:docPr descr="" title="" id="33" name="Picture"/>
+                  <wp:docPr descr="" title="" id="34" name="Picture"/>
                   <a:graphic>
                     <a:graphicData uri="http://schemas.openxmlformats.org/drawingml/2006/picture">
                       <pic:pic>
                         <pic:nvPicPr>
-                          <pic:cNvPr descr="/Applications/quarto/share/formats/docx/note.png" id="34" name="Picture"/>
+                          <pic:cNvPr descr="/Applications/quarto/share/formats/docx/note.png" id="35" name="Picture"/>
                           <pic:cNvPicPr>
                             <a:picLocks noChangeArrowheads="1" noChangeAspect="1"/>
                           </pic:cNvPicPr>
@@ -3762,12 +3773,12 @@
                 <wp:inline>
                   <wp:extent cx="152400" cy="152400"/>
                   <wp:effectExtent b="0" l="0" r="0" t="0"/>
-                  <wp:docPr descr="" title="" id="35" name="Picture"/>
+                  <wp:docPr descr="" title="" id="36" name="Picture"/>
                   <a:graphic>
                     <a:graphicData uri="http://schemas.openxmlformats.org/drawingml/2006/picture">
                       <pic:pic>
                         <pic:nvPicPr>
-                          <pic:cNvPr descr="/Applications/quarto/share/formats/docx/note.png" id="36" name="Picture"/>
+                          <pic:cNvPr descr="/Applications/quarto/share/formats/docx/note.png" id="37" name="Picture"/>
                           <pic:cNvPicPr>
                             <a:picLocks noChangeArrowheads="1" noChangeAspect="1"/>
                           </pic:cNvPicPr>
@@ -4812,12 +4823,12 @@
                 <wp:inline>
                   <wp:extent cx="152400" cy="152400"/>
                   <wp:effectExtent b="0" l="0" r="0" t="0"/>
-                  <wp:docPr descr="" title="" id="37" name="Picture"/>
+                  <wp:docPr descr="" title="" id="38" name="Picture"/>
                   <a:graphic>
                     <a:graphicData uri="http://schemas.openxmlformats.org/drawingml/2006/picture">
                       <pic:pic>
                         <pic:nvPicPr>
-                          <pic:cNvPr descr="/Applications/quarto/share/formats/docx/tip.png" id="38" name="Picture"/>
+                          <pic:cNvPr descr="/Applications/quarto/share/formats/docx/tip.png" id="39" name="Picture"/>
                           <pic:cNvPicPr>
                             <a:picLocks noChangeArrowheads="1" noChangeAspect="1"/>
                           </pic:cNvPicPr>
@@ -4978,7 +4989,7 @@
             <w:r>
               <w:t xml:space="preserve"> </w:t>
             </w:r>
-            <w:hyperlink r:id="rId39">
+            <w:hyperlink r:id="rId40">
               <w:r>
                 <w:rPr>
                   <w:rStyle w:val="Hyperlink"/>
@@ -5117,7 +5128,7 @@
             <w:r>
               <w:t xml:space="preserve"> </w:t>
             </w:r>
-            <w:hyperlink r:id="rId40">
+            <w:hyperlink r:id="rId41">
               <w:r>
                 <w:rPr>
                   <w:rStyle w:val="Hyperlink"/>
@@ -5267,12 +5278,12 @@
                 <wp:inline>
                   <wp:extent cx="152400" cy="152400"/>
                   <wp:effectExtent b="0" l="0" r="0" t="0"/>
-                  <wp:docPr descr="" title="" id="41" name="Picture"/>
+                  <wp:docPr descr="" title="" id="42" name="Picture"/>
                   <a:graphic>
                     <a:graphicData uri="http://schemas.openxmlformats.org/drawingml/2006/picture">
                       <pic:pic>
                         <pic:nvPicPr>
-                          <pic:cNvPr descr="/Applications/quarto/share/formats/docx/note.png" id="42" name="Picture"/>
+                          <pic:cNvPr descr="/Applications/quarto/share/formats/docx/note.png" id="43" name="Picture"/>
                           <pic:cNvPicPr>
                             <a:picLocks noChangeArrowheads="1" noChangeAspect="1"/>
                           </pic:cNvPicPr>
@@ -6286,12 +6297,12 @@
                 <wp:inline>
                   <wp:extent cx="152400" cy="152400"/>
                   <wp:effectExtent b="0" l="0" r="0" t="0"/>
-                  <wp:docPr descr="" title="" id="43" name="Picture"/>
+                  <wp:docPr descr="" title="" id="44" name="Picture"/>
                   <a:graphic>
                     <a:graphicData uri="http://schemas.openxmlformats.org/drawingml/2006/picture">
                       <pic:pic>
                         <pic:nvPicPr>
-                          <pic:cNvPr descr="/Applications/quarto/share/formats/docx/warning.png" id="44" name="Picture"/>
+                          <pic:cNvPr descr="/Applications/quarto/share/formats/docx/warning.png" id="45" name="Picture"/>
                           <pic:cNvPicPr>
                             <a:picLocks noChangeArrowheads="1" noChangeAspect="1"/>
                           </pic:cNvPicPr>
@@ -6536,12 +6547,12 @@
                 <wp:inline>
                   <wp:extent cx="152400" cy="152400"/>
                   <wp:effectExtent b="0" l="0" r="0" t="0"/>
-                  <wp:docPr descr="" title="" id="45" name="Picture"/>
+                  <wp:docPr descr="" title="" id="46" name="Picture"/>
                   <a:graphic>
                     <a:graphicData uri="http://schemas.openxmlformats.org/drawingml/2006/picture">
                       <pic:pic>
                         <pic:nvPicPr>
-                          <pic:cNvPr descr="/Applications/quarto/share/formats/docx/note.png" id="46" name="Picture"/>
+                          <pic:cNvPr descr="/Applications/quarto/share/formats/docx/note.png" id="47" name="Picture"/>
                           <pic:cNvPicPr>
                             <a:picLocks noChangeArrowheads="1" noChangeAspect="1"/>
                           </pic:cNvPicPr>
@@ -7427,8 +7438,8 @@
         </w:tc>
       </w:tr>
     </w:tbl>
-    <w:bookmarkEnd w:id="47"/>
-    <w:bookmarkStart w:id="65" w:name="applications-of-the-quotient-rule"/>
+    <w:bookmarkEnd w:id="48"/>
+    <w:bookmarkStart w:id="66" w:name="applications-of-the-quotient-rule"/>
     <w:p>
       <w:pPr>
         <w:pStyle w:val="Heading1"/>
@@ -7447,7 +7458,7 @@
       <w:r>
         <w:t xml:space="preserve"> </w:t>
       </w:r>
-      <w:hyperlink r:id="rId48">
+      <w:hyperlink r:id="rId49">
         <w:r>
           <w:rPr>
             <w:rStyle w:val="Hyperlink"/>
@@ -7940,12 +7951,12 @@
                 <wp:inline>
                   <wp:extent cx="152400" cy="152400"/>
                   <wp:effectExtent b="0" l="0" r="0" t="0"/>
-                  <wp:docPr descr="" title="" id="49" name="Picture"/>
+                  <wp:docPr descr="" title="" id="50" name="Picture"/>
                   <a:graphic>
                     <a:graphicData uri="http://schemas.openxmlformats.org/drawingml/2006/picture">
                       <pic:pic>
                         <pic:nvPicPr>
-                          <pic:cNvPr descr="/Applications/quarto/share/formats/docx/note.png" id="50" name="Picture"/>
+                          <pic:cNvPr descr="/Applications/quarto/share/formats/docx/note.png" id="51" name="Picture"/>
                           <pic:cNvPicPr>
                             <a:picLocks noChangeArrowheads="1" noChangeAspect="1"/>
                           </pic:cNvPicPr>
@@ -8986,7 +8997,7 @@
             <w:r>
               <w:t xml:space="preserve"> </w:t>
             </w:r>
-            <w:hyperlink r:id="rId51">
+            <w:hyperlink r:id="rId52">
               <w:r>
                 <w:rPr>
                   <w:rStyle w:val="Hyperlink"/>
@@ -9387,18 +9398,18 @@
                 <wp:inline>
                   <wp:extent cx="152400" cy="152400"/>
                   <wp:effectExtent b="0" l="0" r="0" t="0"/>
-                  <wp:docPr descr="" title="" id="53" name="Picture"/>
+                  <wp:docPr descr="" title="" id="54" name="Picture"/>
                   <a:graphic>
                     <a:graphicData uri="http://schemas.openxmlformats.org/drawingml/2006/picture">
                       <pic:pic>
                         <pic:nvPicPr>
-                          <pic:cNvPr descr="/Applications/quarto/share/formats/docx/important.png" id="54" name="Picture"/>
+                          <pic:cNvPr descr="/Applications/quarto/share/formats/docx/important.png" id="55" name="Picture"/>
                           <pic:cNvPicPr>
                             <a:picLocks noChangeArrowheads="1" noChangeAspect="1"/>
                           </pic:cNvPicPr>
                         </pic:nvPicPr>
                         <pic:blipFill>
-                          <a:blip r:embed="rId52"/>
+                          <a:blip r:embed="rId53"/>
                           <a:stretch>
                             <a:fillRect/>
                           </a:stretch>
@@ -9816,12 +9827,12 @@
                 <wp:inline>
                   <wp:extent cx="152400" cy="152400"/>
                   <wp:effectExtent b="0" l="0" r="0" t="0"/>
-                  <wp:docPr descr="" title="" id="55" name="Picture"/>
+                  <wp:docPr descr="" title="" id="56" name="Picture"/>
                   <a:graphic>
                     <a:graphicData uri="http://schemas.openxmlformats.org/drawingml/2006/picture">
                       <pic:pic>
                         <pic:nvPicPr>
-                          <pic:cNvPr descr="/Applications/quarto/share/formats/docx/note.png" id="56" name="Picture"/>
+                          <pic:cNvPr descr="/Applications/quarto/share/formats/docx/note.png" id="57" name="Picture"/>
                           <pic:cNvPicPr>
                             <a:picLocks noChangeArrowheads="1" noChangeAspect="1"/>
                           </pic:cNvPicPr>
@@ -10837,12 +10848,12 @@
                 <wp:inline>
                   <wp:extent cx="152400" cy="152400"/>
                   <wp:effectExtent b="0" l="0" r="0" t="0"/>
-                  <wp:docPr descr="" title="" id="57" name="Picture"/>
+                  <wp:docPr descr="" title="" id="58" name="Picture"/>
                   <a:graphic>
                     <a:graphicData uri="http://schemas.openxmlformats.org/drawingml/2006/picture">
                       <pic:pic>
                         <pic:nvPicPr>
-                          <pic:cNvPr descr="/Applications/quarto/share/formats/docx/tip.png" id="58" name="Picture"/>
+                          <pic:cNvPr descr="/Applications/quarto/share/formats/docx/tip.png" id="59" name="Picture"/>
                           <pic:cNvPicPr>
                             <a:picLocks noChangeArrowheads="1" noChangeAspect="1"/>
                           </pic:cNvPicPr>
@@ -10926,7 +10937,7 @@
             <w:r>
               <w:t xml:space="preserve"> </w:t>
             </w:r>
-            <w:hyperlink r:id="rId59">
+            <w:hyperlink r:id="rId60">
               <w:r>
                 <w:rPr>
                   <w:rStyle w:val="Hyperlink"/>
@@ -11077,12 +11088,12 @@
                 <wp:inline>
                   <wp:extent cx="152400" cy="152400"/>
                   <wp:effectExtent b="0" l="0" r="0" t="0"/>
-                  <wp:docPr descr="" title="" id="60" name="Picture"/>
+                  <wp:docPr descr="" title="" id="61" name="Picture"/>
                   <a:graphic>
                     <a:graphicData uri="http://schemas.openxmlformats.org/drawingml/2006/picture">
                       <pic:pic>
                         <pic:nvPicPr>
-                          <pic:cNvPr descr="/Applications/quarto/share/formats/docx/note.png" id="61" name="Picture"/>
+                          <pic:cNvPr descr="/Applications/quarto/share/formats/docx/note.png" id="62" name="Picture"/>
                           <pic:cNvPicPr>
                             <a:picLocks noChangeArrowheads="1" noChangeAspect="1"/>
                           </pic:cNvPicPr>
@@ -13979,12 +13990,12 @@
                 <wp:inline>
                   <wp:extent cx="152400" cy="152400"/>
                   <wp:effectExtent b="0" l="0" r="0" t="0"/>
-                  <wp:docPr descr="" title="" id="62" name="Picture"/>
+                  <wp:docPr descr="" title="" id="63" name="Picture"/>
                   <a:graphic>
                     <a:graphicData uri="http://schemas.openxmlformats.org/drawingml/2006/picture">
                       <pic:pic>
                         <pic:nvPicPr>
-                          <pic:cNvPr descr="/Applications/quarto/share/formats/docx/tip.png" id="63" name="Picture"/>
+                          <pic:cNvPr descr="/Applications/quarto/share/formats/docx/tip.png" id="64" name="Picture"/>
                           <pic:cNvPicPr>
                             <a:picLocks noChangeArrowheads="1" noChangeAspect="1"/>
                           </pic:cNvPicPr>
@@ -14054,7 +14065,7 @@
         </w:tc>
       </w:tr>
     </w:tbl>
-    <w:bookmarkStart w:id="64" w:name="summary-of-new-derivatives"/>
+    <w:bookmarkStart w:id="65" w:name="summary-of-new-derivatives"/>
     <w:p>
       <w:pPr>
         <w:pStyle w:val="Heading2"/>
@@ -15675,9 +15686,9 @@
         <w:br w:type="page"/>
       </w:r>
     </w:p>
-    <w:bookmarkEnd w:id="64"/>
     <w:bookmarkEnd w:id="65"/>
-    <w:bookmarkStart w:id="66" w:name="quick-check-problems"/>
+    <w:bookmarkEnd w:id="66"/>
+    <w:bookmarkStart w:id="67" w:name="quick-check-problems"/>
     <w:p>
       <w:pPr>
         <w:pStyle w:val="Heading1"/>
@@ -17084,7 +17095,7 @@
         </w:tc>
       </w:tr>
     </w:tbl>
-    <w:bookmarkEnd w:id="66"/>
+    <w:bookmarkEnd w:id="67"/>
     <w:bookmarkStart w:id="71" w:name="further-reading"/>
     <w:p>
       <w:pPr>
@@ -17098,7 +17109,7 @@
       <w:pPr>
         <w:pStyle w:val="FirstParagraph"/>
       </w:pPr>
-      <w:hyperlink r:id="rId67">
+      <w:hyperlink r:id="rId68">
         <w:r>
           <w:rPr>
             <w:rStyle w:val="Hyperlink"/>
@@ -17120,7 +17131,7 @@
       <w:r>
         <w:t xml:space="preserve"> </w:t>
       </w:r>
-      <w:hyperlink r:id="rId40">
+      <w:hyperlink r:id="rId41">
         <w:r>
           <w:rPr>
             <w:rStyle w:val="Hyperlink"/>
@@ -17134,7 +17145,7 @@
       <w:r>
         <w:t xml:space="preserve"> </w:t>
       </w:r>
-      <w:hyperlink r:id="rId59">
+      <w:hyperlink r:id="rId60">
         <w:r>
           <w:rPr>
             <w:rStyle w:val="Hyperlink"/>
@@ -17156,7 +17167,7 @@
       <w:r>
         <w:t xml:space="preserve"> </w:t>
       </w:r>
-      <w:hyperlink r:id="rId68">
+      <w:hyperlink r:id="rId32">
         <w:r>
           <w:rPr>
             <w:rStyle w:val="Hyperlink"/>
